--- a/downloads/sections/t10-l06-the-agent-should-not-need-a-second-login-quiz.docx
+++ b/downloads/sections/t10-l06-the-agent-should-not-need-a-second-login-quiz.docx
@@ -49,7 +49,7 @@
     </w:p>
     <w:p>
       <w:r>
-        <w:t>confirm. Bidding rules are suite-specific and were not copied from a manual.. last checked 2026-10.</w:t>
+        <w:t>confirm. Bidding rules are suite-specific and were not copied from a manual. last checked 2026-10.</w:t>
       </w:r>
     </w:p>
   </w:body>
